--- a/ky/discovery-articles/1.19 Бетон.docx
+++ b/ky/discovery-articles/1.19 Бетон.docx
@@ -4,527 +4,350 @@
   <w:body>
     <w:p>
       <w:pPr>
-        <w:keepNext/>
-        <w:spacing w:before="280" w:after="120"/>
+        <w:pStyle w:val="Title"/>
+        <w:widowControl/>
       </w:pPr>
       <w:r>
-        <w:rPr>
-          <w:rFonts w:ascii="Calibri" w:hAnsi="Calibri" w:eastAsia="Calibri"/>
-          <w:b/>
-          <w:i w:val="0"/>
-          <w:color w:val="004E8C"/>
-          <w:sz w:val="44"/>
-        </w:rPr>
         <w:t>1.19 Бетон</w:t>
       </w:r>
     </w:p>
     <w:p>
       <w:pPr>
-        <w:spacing w:after="80"/>
+        <w:keepNext/>
+        <w:widowControl/>
       </w:pPr>
       <w:r>
         <w:rPr>
-          <w:rFonts w:ascii="Calibri" w:hAnsi="Calibri" w:eastAsia="Calibri"/>
-          <w:b w:val="0"/>
-          <w:i/>
-          <w:color w:val="505050"/>
-          <w:sz w:val="22"/>
+          <w:sz w:val="20"/>
         </w:rPr>
-        <w:t>1. Цивилизациянын пайдубалы</w:t>
-      </w:r>
-    </w:p>
-    <w:p>
-      <w:pPr>
-        <w:spacing w:after="200"/>
-      </w:pPr>
-      <w:r>
-        <w:rPr>
-          <w:rFonts w:ascii="Calibri" w:hAnsi="Calibri" w:eastAsia="Calibri"/>
-          <w:b w:val="0"/>
-          <w:i/>
-          <w:sz w:val="22"/>
-        </w:rPr>
-        <w:t>Мезгил: б.з.ч. I миң жылдыктан Рим империясынын гүлдөп турган учуруна чейин (пуццолан кошулган бетон); XIX кылымдан тартып портландцемент доору | Негизги өкүлдөр: пуццолан колдонгон Рим куруучулары; кийин Аспдин жана портландцемент өнөр жайы; азыркы жарандык инженерлер</w:t>
-      </w:r>
-    </w:p>
-    <w:p>
-      <w:pPr>
-        <w:spacing w:after="160" w:line="276" w:lineRule="auto"/>
-      </w:pPr>
-      <w:r>
-        <w:rPr>
-          <w:rFonts w:ascii="Calibri" w:hAnsi="Calibri" w:eastAsia="Calibri"/>
-          <w:b w:val="0"/>
-          <w:i w:val="0"/>
-          <w:sz w:val="22"/>
-        </w:rPr>
-        <w:t>Бетон — байланыштыруучу зат, суу жана майда-ири таш аралашып, куюлган жеринде таш сымал каткан материал. Ал даяр ташты жай тизип отурбастан дубал, күмбөз, порт жана кийин асман тиреген имараттын каркасын куюуга мүмкүнчүлүк берген.</w:t>
+        <w:t>1. Цивилизациянын негиздери</w:t>
       </w:r>
     </w:p>
     <w:p>
       <w:pPr>
         <w:keepNext/>
-        <w:spacing w:before="240" w:after="120"/>
+        <w:widowControl/>
       </w:pPr>
       <w:r>
         <w:rPr>
-          <w:rFonts w:ascii="Calibri" w:hAnsi="Calibri" w:eastAsia="Calibri"/>
-          <w:b/>
-          <w:i w:val="0"/>
-          <w:color w:val="004E8C"/>
-          <w:sz w:val="28"/>
+          <w:sz w:val="20"/>
         </w:rPr>
-        <w:t>Негизги фактылар</w:t>
+        <w:t>Мезгил: болжол менен б. з. ч. I миң жылдыктан Рим империясынын өнүккөн дооруна чейин (пуццоландык бетон); XIX кылымдан портландцемент доору | Негизги салым кошкондор: пуццолана колдонгон Рим куруучулары; кийин Аспдин жана портландцемент өндүрүүчүлөрү; азыркы курулуш инженерлери</w:t>
+      </w:r>
+    </w:p>
+    <w:p>
+      <w:pPr>
+        <w:widowControl/>
+      </w:pPr>
+      <w:r>
+        <w:t>Бетон — бириктирүүчү зат, суу жана толтургуч аралашып, куюлган жеринде таш сымал каткан материал. Ал кесилген таш менен куруу жай жүргөн учурда дубалды, күмбөздү, портту, кийин бийик имараттардын каркасын куюп жасоого мүмкүндүк берген.</w:t>
+      </w:r>
+    </w:p>
+    <w:p>
+      <w:pPr>
+        <w:pStyle w:val="Heading1"/>
+        <w:widowControl/>
+      </w:pPr>
+      <w:r>
+        <w:t>Негизги маалыматтар</w:t>
       </w:r>
     </w:p>
     <w:p>
       <w:pPr>
         <w:pStyle w:val="ListBullet"/>
+        <w:widowControl/>
       </w:pPr>
       <w:r>
-        <w:rPr>
-          <w:rFonts w:ascii="Calibri" w:hAnsi="Calibri" w:eastAsia="Calibri"/>
-          <w:b w:val="0"/>
-          <w:i w:val="0"/>
-          <w:sz w:val="22"/>
-        </w:rPr>
-        <w:t>Римдиктер акиташты вулкандык пуццолан менен аралаштырып, сууда да каткан узакка чыдамдуу бетон жасашкан</w:t>
+        <w:t>Римдиктер акиташты пуццолана деп аталган жанар тоо күлү менен аралаштырган; бул аралашма суу астында да каткан.</w:t>
       </w:r>
     </w:p>
     <w:p>
       <w:pPr>
         <w:pStyle w:val="ListBullet"/>
+        <w:widowControl/>
       </w:pPr>
       <w:r>
-        <w:rPr>
-          <w:rFonts w:ascii="Calibri" w:hAnsi="Calibri" w:eastAsia="Calibri"/>
-          <w:b w:val="0"/>
-          <w:i w:val="0"/>
-          <w:sz w:val="22"/>
-        </w:rPr>
-        <w:t>Рим порттору менен Пантеондун күмбөзү бетонду ири конструкцияга куюу мүмкүнчүлүгүн көрсөтөт</w:t>
+        <w:t>Рим порттору жана Пантеондун күмбөзү куюлма курулуштун чоң мүмкүнчүлүгүн көрсөтөт.</w:t>
       </w:r>
     </w:p>
     <w:p>
       <w:pPr>
         <w:pStyle w:val="ListBullet"/>
+        <w:widowControl/>
       </w:pPr>
       <w:r>
-        <w:rPr>
-          <w:rFonts w:ascii="Calibri" w:hAnsi="Calibri" w:eastAsia="Calibri"/>
-          <w:b w:val="0"/>
-          <w:i w:val="0"/>
-          <w:sz w:val="22"/>
-        </w:rPr>
-        <w:t>Орто кылымдагы Европанын айрым жерлеринде Рим рецептери унутулуп калган</w:t>
+        <w:t>Орто кылымдагы Европанын айрым жерлеринде Рим аралашмалары тууралуу билим солгундаган.</w:t>
       </w:r>
     </w:p>
     <w:p>
       <w:pPr>
         <w:pStyle w:val="ListBullet"/>
+        <w:widowControl/>
       </w:pPr>
       <w:r>
-        <w:rPr>
-          <w:rFonts w:ascii="Calibri" w:hAnsi="Calibri" w:eastAsia="Calibri"/>
-          <w:b w:val="0"/>
-          <w:i w:val="0"/>
-          <w:sz w:val="22"/>
-        </w:rPr>
-        <w:t>XIX кылымда портландцемент бетондун массалык өндүрүшүн кайра жандандырган</w:t>
+        <w:t>XIX кылымда портландцемент бетондун массалык колдонулушун кайра жандандырган.</w:t>
       </w:r>
     </w:p>
     <w:p>
       <w:pPr>
         <w:pStyle w:val="ListBullet"/>
+        <w:widowControl/>
       </w:pPr>
       <w:r>
-        <w:rPr>
-          <w:rFonts w:ascii="Calibri" w:hAnsi="Calibri" w:eastAsia="Calibri"/>
-          <w:b w:val="0"/>
-          <w:i w:val="0"/>
-          <w:sz w:val="22"/>
-        </w:rPr>
-        <w:t>Темир-бетон жана алдын ала чыңалган бетон азыркы инфраструктуранын негизги материалдарынын бири</w:t>
+        <w:t>Арматураланган жана алдын ала чыңалган бетон азыркы инфраструктуранын көп бөлүгүн түзөт.</w:t>
       </w:r>
     </w:p>
     <w:p>
       <w:pPr>
-        <w:keepNext/>
-        <w:spacing w:before="240" w:after="120"/>
+        <w:pStyle w:val="Heading1"/>
+        <w:widowControl/>
       </w:pPr>
       <w:r>
-        <w:rPr>
-          <w:rFonts w:ascii="Calibri" w:hAnsi="Calibri" w:eastAsia="Calibri"/>
-          <w:b/>
-          <w:i w:val="0"/>
-          <w:color w:val="004E8C"/>
-          <w:sz w:val="28"/>
-        </w:rPr>
-        <w:t>Бул эмне</w:t>
+        <w:t>Бул эмне?</w:t>
       </w:r>
     </w:p>
     <w:p>
       <w:pPr>
-        <w:spacing w:after="160" w:line="276" w:lineRule="auto"/>
+        <w:widowControl/>
       </w:pPr>
       <w:r>
-        <w:rPr>
-          <w:rFonts w:ascii="Calibri" w:hAnsi="Calibri" w:eastAsia="Calibri"/>
-          <w:b w:val="0"/>
-          <w:i w:val="0"/>
-          <w:sz w:val="22"/>
-        </w:rPr>
-        <w:t>Бетон — акиташ же цемент сыяктуу байланыштыруучу затты суу, шагыл же кум менен аралаштырганда катып калган курулуш материалы. Ал калыпка куюлуп, майда таштарды же болотту чулгап калат. Даяр кесилген блокту тизүүдөн айырмаланып, бетон куюлган калыптын формасын алат. Жөнөкөй тил менен айтканда, ал куруучу дубал, пол же арка керек жерге жайгаштыра турган суюк таш.</w:t>
+        <w:t>Бетон бириктирүүчү затты — көбүнчө акиташты же цементти — суу жана таш же кум толтургучу менен аралаштырып жасалат. Аралашма катуу массага айланат. Аны калыпка куюп, майда таштарды же болотту курчоого болот. Кесилген блокторду тизүүдөн айырмаланып, бетон калыптын формасын алат. Жөнөкөй айтканда, ал куруучулар дубал, пол же арка керектүү жерге куюп колдонгон «суюк таш».</w:t>
       </w:r>
     </w:p>
     <w:p>
       <w:pPr>
-        <w:keepNext/>
-        <w:spacing w:before="240" w:after="120"/>
+        <w:pStyle w:val="Heading1"/>
+        <w:widowControl/>
       </w:pPr>
       <w:r>
-        <w:rPr>
-          <w:rFonts w:ascii="Calibri" w:hAnsi="Calibri" w:eastAsia="Calibri"/>
-          <w:b/>
-          <w:i w:val="0"/>
-          <w:color w:val="004E8C"/>
-          <w:sz w:val="28"/>
-        </w:rPr>
-        <w:t>Аны ким ачкан же ойлоп тапкан</w:t>
+        <w:t xml:space="preserve">Ким ойлоп тапкан</w:t>
       </w:r>
     </w:p>
     <w:p>
       <w:pPr>
-        <w:spacing w:after="160" w:line="276" w:lineRule="auto"/>
+        <w:widowControl/>
       </w:pPr>
       <w:r>
-        <w:rPr>
-          <w:rFonts w:ascii="Calibri" w:hAnsi="Calibri" w:eastAsia="Calibri"/>
-          <w:b w:val="0"/>
-          <w:i w:val="0"/>
-          <w:sz w:val="22"/>
-        </w:rPr>
-        <w:t>Рим инженерлери белгилүү пуццолан бетонун жеткилең кылган, бирок алардан мурда эле акиташ аралашмасы жана гипс кошундулары колдонулган. Ташты байланыштыруучу аралашмага кошуу идеясын бир адам ойлоп тапкан эмес. Жозеф Аспдин жана андан кийинки цемент химиктери XIX кылымда портландцементти өнөр жайлык деңгээлге чыгарган. Белгилүү эстеликтердин ортосунда практикалык билимди курулуш жумушчулары менен кен иштеткендер ташып жүргөн.</w:t>
+        <w:t>Рим инженерлери белгилүү пуццоландык бетонду өркүндөткөн, бирок андан мурда акиташ эритмелери жана гипс аралашмалары болгон. Толтургучту бириктирүү идеясынын жалгыз ойлоп табуучусу жок. XIX кылымда Жозеф Аспдин жана кийинки цемент химиктери портландцементти өнөр жайлык өндүрүшкө чыгарган. Белгилүү эстеликтердин ортосунда тажрыйбаны курулуш топтору менен таш казуучулар алып жүргөн.</w:t>
       </w:r>
     </w:p>
     <w:p>
       <w:pPr>
-        <w:keepNext/>
-        <w:spacing w:before="240" w:after="120"/>
+        <w:pStyle w:val="Heading1"/>
+        <w:widowControl/>
       </w:pPr>
       <w:r>
-        <w:rPr>
-          <w:rFonts w:ascii="Calibri" w:hAnsi="Calibri" w:eastAsia="Calibri"/>
-          <w:b/>
-          <w:i w:val="0"/>
-          <w:color w:val="004E8C"/>
-          <w:sz w:val="28"/>
-        </w:rPr>
-        <w:t>Качан жана кантип пайда болгон</w:t>
+        <w:t>Качан жана кантип пайда болгон?</w:t>
       </w:r>
     </w:p>
     <w:p>
       <w:pPr>
-        <w:spacing w:after="160" w:line="276" w:lineRule="auto"/>
+        <w:widowControl/>
       </w:pPr>
       <w:r>
-        <w:rPr>
-          <w:rFonts w:ascii="Calibri" w:hAnsi="Calibri" w:eastAsia="Calibri"/>
-          <w:b w:val="0"/>
-          <w:i w:val="0"/>
-          <w:sz w:val="22"/>
-        </w:rPr>
-        <w:t>Рим республикасынын соңунда жана империя доорунда пуццолан аралашмасы менен порт, күмбөз жана Пантеондун чоң куполу куюлган. Империя кулагандан кийин анын колдонулушу аймакка жараша азайып, көп жерде таш менен кыш үстөмдүк кылган. XIX кылымдагы портландцемент жана темир арматура бетондун мүмкүнчүлүгүн кайра ачып, Рим масштабынын өзүнөн да ашырган. XX кылымда дамба менен автожол бул материалды дүйнөгө тараткан. Ар бир кайра жанданууга арзан отун, шагылды жеткирүү жана ишенимдүү стандарт керек болгон.</w:t>
+        <w:t>Рим республикасынын акыркы мезгилинде жана империя тушунда порттор, аркалар жана Пантеондун күмбөзү пуццоландык аралашмалардан куюлган. Империядан кийин колдонуу ар кайсы жерде ар башка деңгээлде азайып, көп аймакта таш менен кыш үстөмдүк кылган. XIX кылымдагы портландцемент жана темир арматура Римдеги масштабды кайра жандандырып, андан ашкан. XX кылымдагы дамбалар менен автоунаа жолдору материалды дүйнөгө тараткан. Ар бир жанданууга арзан отун, толтургуч ташуу жана ишенимдүү стандарттар керек болгон.</w:t>
       </w:r>
     </w:p>
     <w:p>
       <w:pPr>
-        <w:keepNext/>
-        <w:spacing w:before="240" w:after="120"/>
+        <w:pStyle w:val="Heading1"/>
+        <w:widowControl/>
       </w:pPr>
       <w:r>
-        <w:rPr>
-          <w:rFonts w:ascii="Calibri" w:hAnsi="Calibri" w:eastAsia="Calibri"/>
-          <w:b/>
-          <w:i w:val="0"/>
-          <w:color w:val="004E8C"/>
-          <w:sz w:val="28"/>
-        </w:rPr>
-        <w:t>Илимий жактан мааниси</w:t>
+        <w:t>Илим үчүн мааниси</w:t>
       </w:r>
     </w:p>
     <w:p>
       <w:pPr>
-        <w:spacing w:after="160" w:line="276" w:lineRule="auto"/>
+        <w:widowControl/>
       </w:pPr>
       <w:r>
-        <w:rPr>
-          <w:rFonts w:ascii="Calibri" w:hAnsi="Calibri" w:eastAsia="Calibri"/>
-          <w:b w:val="0"/>
-          <w:i w:val="0"/>
-          <w:sz w:val="22"/>
-        </w:rPr>
-        <w:t>Бетондун химиясы гидратацияга жана ички майда түзүлүшкө негизделет: пайда болгон кристаллдар шагылды күч көтөргөн камырга бириктирет. Пуццолан акиташ менен реакцияга кирет, портландцементтин курамдары болсо куруучу алдын ала эсептей ала турган мөөнөттө катат. Узакка чыдамдуулук изилдөөлөрү туздун, тоңуп-эрүүнүн жана көмүр кычкыл газынын таасирин карайт. Материал таануу бетон аралашмасынын курамын бүгүн да жакшыртууда. Бетон курулушту таза таш тизүү өнөрүнөн так катыштар менен катуу мөөнөтүнө таянган өлчөнүүчү рецептке айланткан.</w:t>
+        <w:t>Бетондун химиясы суу менен реакцияга — гидратацияга — жана ички майда түзүлүшкө байланыштуу. Пайда болгон кристаллдар толтургучту жүк көтөргөн массага бириктирет. Пуццоландар акиташ менен реакцияга кирет; портландцементтин курамдары куруучу пландай ала турган убакытта катат. Бышыктыкты изилдөөдө туздун, тоңуп-эрүүнүн жана көмүр кычкыл газы менен реакциянын таасири каралат. Материал таануу аралашманын курамын дагы эле жакшыртып келет. Бетон курулушту таш коюу өнөрү менен гана чектебей, катыштары жана катуу убактысы өлчөнгөн ыкмага айландырган.</w:t>
       </w:r>
     </w:p>
     <w:p>
       <w:pPr>
-        <w:keepNext/>
-        <w:spacing w:before="240" w:after="120"/>
+        <w:pStyle w:val="Heading1"/>
+        <w:widowControl/>
       </w:pPr>
       <w:r>
-        <w:rPr>
-          <w:rFonts w:ascii="Calibri" w:hAnsi="Calibri" w:eastAsia="Calibri"/>
-          <w:b/>
-          <w:i w:val="0"/>
-          <w:color w:val="004E8C"/>
-          <w:sz w:val="28"/>
-        </w:rPr>
-        <w:t>Кийинки өнүгүүлөргө тийгизген таасири</w:t>
+        <w:t>Кийинки өнүгүүгө тийгизген таасири</w:t>
       </w:r>
     </w:p>
     <w:p>
       <w:pPr>
-        <w:spacing w:after="160" w:line="276" w:lineRule="auto"/>
+        <w:widowControl/>
       </w:pPr>
       <w:r>
-        <w:rPr>
-          <w:rFonts w:ascii="Calibri" w:hAnsi="Calibri" w:eastAsia="Calibri"/>
-          <w:b w:val="0"/>
-          <w:i w:val="0"/>
-          <w:sz w:val="22"/>
-        </w:rPr>
-        <w:t>Куюлган күмбөз менен порт суюк аралашма да бекем конструкция боло аларын далилдеген. Темир-бетон каркас, көпүрө жана көп кабаттуу имарат курууга мүмкүндүк берген. Даяр панель жана насос менен берилген бетон азыркы курулушту тездеткен. Курулуш эрежелери, сыноо лабораториялары жана цемент стандарттары бетон менен кошо дүйнөгө тараган. Бетон болбосо XX кылымдагы инфраструктуранын көбү башка материалга өтмөк же таптакыр курулмак эмес.</w:t>
+        <w:t>Куюлган күмбөздөр менен порттор суюк масса көтөрүүчү курулуш боло аларын далилдеген. Болот арматуралуу бетон каркастарды, көпүрөлөрдү жана бийик имараттарды курууга жол ачкан. Алдын ала даярдалган панелдер жана насос менен берилген аралашмалар курулушту тездеткен. Материал менен кошо курулуш эрежелери, сыноо лабораториялары жана цемент стандарттары тараган. Бетон болбосо, XX кылымдагы инфраструктуранын көп бөлүгү башка материалдан курулмак же таптакыр болбой калмак.</w:t>
       </w:r>
     </w:p>
     <w:p>
       <w:pPr>
-        <w:keepNext/>
-        <w:spacing w:before="240" w:after="120"/>
+        <w:pStyle w:val="Heading1"/>
+        <w:widowControl/>
       </w:pPr>
       <w:r>
-        <w:rPr>
-          <w:rFonts w:ascii="Calibri" w:hAnsi="Calibri" w:eastAsia="Calibri"/>
-          <w:b/>
-          <w:i w:val="0"/>
-          <w:color w:val="004E8C"/>
-          <w:sz w:val="28"/>
-        </w:rPr>
-        <w:t>Адамдардын жашоосун кантип өзгөрткөн</w:t>
+        <w:t>Адамдардын жашоосун кантип өзгөрткөн?</w:t>
       </w:r>
     </w:p>
     <w:p>
       <w:pPr>
-        <w:spacing w:after="160" w:line="276" w:lineRule="auto"/>
+        <w:widowControl/>
       </w:pPr>
       <w:r>
-        <w:rPr>
-          <w:rFonts w:ascii="Calibri" w:hAnsi="Calibri" w:eastAsia="Calibri"/>
-          <w:b w:val="0"/>
-          <w:i w:val="0"/>
-          <w:sz w:val="22"/>
-        </w:rPr>
-        <w:t>Кадимки турак жайды, тротуарды жана суу сактагычты тез курууга мүмкүн болгон. Бирок бетон карьерди, чаңды жана кийин көмүртек көп бөлүп чыгарган цемент өндүрүшүн да алып келген. Шаардын асман тиреген имараты да, айылдагы дамба да анын боз тилинде сүйлөйт. Бетон арзандаганда жол, мектеп жана портко болгон коомдук талап да өскөн.</w:t>
+        <w:t>Кадимки турак жайды, тротуарды жана суу идиштерин куруу тездетилген. Бирок бетон таш карьерлерин, чаңды жана кийин цемент өндүрүшүнөн көмүр кычкыл газынын көп бөлүнүшүн да билдирген. Шаарлардын көрүнүшүндө да, айылдагы дамбаларда да анын изи бар. Бетон арзандаганда жолдорго, мектептерге жана портторго болгон коомдук талаптар да өскөн.</w:t>
       </w:r>
     </w:p>
     <w:p>
       <w:pPr>
-        <w:keepNext/>
-        <w:spacing w:before="240" w:after="120"/>
+        <w:pStyle w:val="Heading1"/>
+        <w:widowControl/>
       </w:pPr>
       <w:r>
-        <w:rPr>
-          <w:rFonts w:ascii="Calibri" w:hAnsi="Calibri" w:eastAsia="Calibri"/>
-          <w:b/>
-          <w:i w:val="0"/>
-          <w:color w:val="004E8C"/>
-          <w:sz w:val="28"/>
-        </w:rPr>
-        <w:t>Булактар жана шилтемелер</w:t>
+        <w:t>Булактар жана кошумча окуу</w:t>
       </w:r>
     </w:p>
     <w:p>
       <w:pPr>
-        <w:keepNext/>
-        <w:spacing w:before="240" w:after="120"/>
+        <w:pStyle w:val="Heading2"/>
+        <w:widowControl/>
       </w:pPr>
       <w:r>
         <w:rPr>
-          <w:rFonts w:ascii="Calibri" w:hAnsi="Calibri" w:eastAsia="Calibri"/>
-          <w:b/>
-          <w:i w:val="0"/>
-          <w:color w:val="004E8C"/>
-          <w:sz w:val="24"/>
+          <w:sz w:val="20"/>
         </w:rPr>
-        <w:t>A. Китептер жана негизги илимий эмгектер</w:t>
+        <w:t>Китептер жана негизги илимий эмгектер</w:t>
       </w:r>
     </w:p>
     <w:p>
       <w:pPr>
-        <w:spacing w:after="80"/>
-        <w:ind w:left="360"/>
+        <w:widowControl/>
       </w:pPr>
       <w:r>
         <w:rPr>
-          <w:rFonts w:ascii="Calibri" w:hAnsi="Calibri" w:eastAsia="Calibri"/>
-          <w:b w:val="0"/>
-          <w:i w:val="0"/>
-          <w:sz w:val="22"/>
+          <w:sz w:val="20"/>
         </w:rPr>
         <w:t>1. Lancaster, Lynne. Concrete Vaulted Construction in Imperial Rome. Cambridge: Cambridge University Press, 2005.</w:t>
       </w:r>
     </w:p>
     <w:p>
       <w:pPr>
-        <w:keepNext/>
-        <w:spacing w:before="240" w:after="120"/>
+        <w:pStyle w:val="Heading2"/>
+        <w:widowControl/>
       </w:pPr>
       <w:r>
         <w:rPr>
-          <w:rFonts w:ascii="Calibri" w:hAnsi="Calibri" w:eastAsia="Calibri"/>
-          <w:b/>
-          <w:i w:val="0"/>
-          <w:color w:val="004E8C"/>
-          <w:sz w:val="24"/>
+          <w:sz w:val="20"/>
         </w:rPr>
-        <w:t>C. Мекемелердин материалдары жана энциклопедиялык булактар</w:t>
+        <w:t>Уюмдардын жана энциклопедиялардын материалдары</w:t>
       </w:r>
     </w:p>
     <w:p>
       <w:pPr>
-        <w:spacing w:after="80"/>
-        <w:ind w:left="360"/>
+        <w:widowControl/>
       </w:pPr>
       <w:r>
         <w:rPr>
-          <w:rFonts w:ascii="Calibri" w:hAnsi="Calibri" w:eastAsia="Calibri"/>
-          <w:b w:val="0"/>
-          <w:i w:val="0"/>
-          <w:sz w:val="22"/>
+          <w:sz w:val="20"/>
         </w:rPr>
-        <w:t>1. Encyclopaedia Britannica. “Concrete” (“Бетон”).</w:t>
-      </w:r>
-      <w:r>
-        <w:rPr>
-          <w:rFonts w:ascii="Calibri" w:hAnsi="Calibri" w:eastAsia="Calibri"/>
-          <w:b w:val="0"/>
-          <w:i w:val="0"/>
-          <w:sz w:val="22"/>
-        </w:rPr>
-        <w:t xml:space="preserve"> </w:t>
+        <w:t xml:space="preserve">1. Encyclopaedia Britannica. 'Concrete.' </w:t>
       </w:r>
       <w:hyperlink r:id="rId9">
         <w:r>
           <w:rPr>
-            <w:rFonts w:ascii="Calibri" w:hAnsi="Calibri" w:eastAsia="Calibri"/>
-            <w:b w:val="0"/>
-            <w:i w:val="0"/>
-            <w:sz w:val="22"/>
-            <w:color w:val="0563C1"/>
-            <w:u w:val="single"/>
+            <w:sz w:val="20"/>
           </w:rPr>
           <w:t>https://www.britannica.com/technology/concrete</w:t>
         </w:r>
       </w:hyperlink>
+      <w:r>
+        <w:rPr>
+          <w:sz w:val="20"/>
+        </w:rPr>
+      </w:r>
     </w:p>
     <w:p>
       <w:pPr>
-        <w:spacing w:after="80"/>
-        <w:ind w:left="360"/>
+        <w:widowControl/>
       </w:pPr>
       <w:r>
         <w:rPr>
-          <w:rFonts w:ascii="Calibri" w:hAnsi="Calibri" w:eastAsia="Calibri"/>
-          <w:b w:val="0"/>
-          <w:i w:val="0"/>
-          <w:sz w:val="22"/>
+          <w:sz w:val="20"/>
         </w:rPr>
-        <w:t>2. Encyclopaedia Britannica. “Cement” (“Цемент”).</w:t>
-      </w:r>
-      <w:r>
-        <w:rPr>
-          <w:rFonts w:ascii="Calibri" w:hAnsi="Calibri" w:eastAsia="Calibri"/>
-          <w:b w:val="0"/>
-          <w:i w:val="0"/>
-          <w:sz w:val="22"/>
-        </w:rPr>
-        <w:t xml:space="preserve"> </w:t>
+        <w:t xml:space="preserve">2. Encyclopaedia Britannica. 'Cement.' </w:t>
       </w:r>
       <w:hyperlink r:id="rId10">
         <w:r>
           <w:rPr>
-            <w:rFonts w:ascii="Calibri" w:hAnsi="Calibri" w:eastAsia="Calibri"/>
-            <w:b w:val="0"/>
-            <w:i w:val="0"/>
-            <w:sz w:val="22"/>
-            <w:color w:val="0563C1"/>
-            <w:u w:val="single"/>
+            <w:sz w:val="20"/>
           </w:rPr>
           <w:t>https://www.britannica.com/technology/cement-building-material</w:t>
         </w:r>
       </w:hyperlink>
-    </w:p>
-    <w:p>
-      <w:pPr>
-        <w:keepNext/>
-        <w:spacing w:before="240" w:after="120"/>
-      </w:pPr>
       <w:r>
         <w:rPr>
-          <w:rFonts w:ascii="Calibri" w:hAnsi="Calibri" w:eastAsia="Calibri"/>
-          <w:b/>
-          <w:i w:val="0"/>
-          <w:color w:val="004E8C"/>
-          <w:sz w:val="24"/>
+          <w:sz w:val="20"/>
         </w:rPr>
-        <w:t>J. Басма сөз, илимий-популярдуу жана жалпы маалымат булактары</w:t>
       </w:r>
     </w:p>
     <w:p>
       <w:pPr>
-        <w:spacing w:after="80"/>
-        <w:ind w:left="360"/>
+        <w:pStyle w:val="Heading2"/>
+        <w:widowControl/>
       </w:pPr>
       <w:r>
         <w:rPr>
-          <w:rFonts w:ascii="Calibri" w:hAnsi="Calibri" w:eastAsia="Calibri"/>
-          <w:b w:val="0"/>
-          <w:i w:val="0"/>
-          <w:sz w:val="22"/>
+          <w:sz w:val="20"/>
         </w:rPr>
-        <w:t>1. Smithsonian Magazine. “The Secrets of Ancient Roman Concrete” (“Байыркы Рим бетонунун сырлары”).</w:t>
+        <w:t>Басма сөз, илимий-популярдуу жана маалымдама материалдар</w:t>
       </w:r>
+    </w:p>
+    <w:p>
+      <w:pPr>
+        <w:widowControl/>
+      </w:pPr>
       <w:r>
         <w:rPr>
-          <w:rFonts w:ascii="Calibri" w:hAnsi="Calibri" w:eastAsia="Calibri"/>
-          <w:b w:val="0"/>
-          <w:i w:val="0"/>
-          <w:sz w:val="22"/>
+          <w:sz w:val="20"/>
         </w:rPr>
-        <w:t xml:space="preserve"> </w:t>
+        <w:t xml:space="preserve">1. Smithsonian Magazine. 'The Secrets of Ancient Roman Concrete.' </w:t>
       </w:r>
       <w:hyperlink r:id="rId11">
         <w:r>
           <w:rPr>
-            <w:rFonts w:ascii="Calibri" w:hAnsi="Calibri" w:eastAsia="Calibri"/>
-            <w:b w:val="0"/>
-            <w:i w:val="0"/>
-            <w:sz w:val="22"/>
-            <w:color w:val="0563C1"/>
-            <w:u w:val="single"/>
+            <w:sz w:val="20"/>
           </w:rPr>
           <w:t>https://www.smithsonianmag.com/history/the-secrets-of-ancient-roman-concrete-180959994/</w:t>
         </w:r>
       </w:hyperlink>
+      <w:r>
+        <w:rPr>
+          <w:sz w:val="20"/>
+        </w:rPr>
+      </w:r>
     </w:p>
     <w:sectPr>
-      <w:pgSz w:w="12240" w:h="15840"/>
-      <w:pgMar w:top="1296" w:right="1440" w:bottom="1296" w:left="1440" w:header="720" w:footer="720" w:gutter="0"/>
+      <w:footerReference w:type="default" r:id="rId12"/>
+      <w:pgSz w:w="11906" w:h="16838"/>
+      <w:pgMar w:top="1020" w:right="1134" w:bottom="1020" w:left="1134" w:header="720" w:footer="720" w:gutter="0"/>
       <w:cols w:space="720"/>
       <w:docGrid w:linePitch="360"/>
     </w:sectPr>
   </w:body>
 </w:document>
+</file>
+
+<file path=word/footer1.xml><?xml version="1.0" encoding="utf-8"?>
+<w:ftr xmlns:m="http://schemas.openxmlformats.org/officeDocument/2006/math" xmlns:mc="http://schemas.openxmlformats.org/markup-compatibility/2006" xmlns:mo="http://schemas.microsoft.com/office/mac/office/2008/main" xmlns:mv="urn:schemas-microsoft-com:mac:vml" xmlns:o="urn:schemas-microsoft-com:office:office" xmlns:r="http://schemas.openxmlformats.org/officeDocument/2006/relationships" xmlns:v="urn:schemas-microsoft-com:vml" xmlns:w10="urn:schemas-microsoft-com:office:word" xmlns:w14="http://schemas.microsoft.com/office/word/2010/wordml" xmlns:w="http://schemas.openxmlformats.org/wordprocessingml/2006/main" xmlns:wne="http://schemas.microsoft.com/office/word/2006/wordml" xmlns:wp14="http://schemas.microsoft.com/office/word/2010/wordprocessingDrawing" xmlns:wp="http://schemas.openxmlformats.org/drawingml/2006/wordprocessingDrawing" xmlns:wpc="http://schemas.microsoft.com/office/word/2010/wordprocessingCanvas" xmlns:wpg="http://schemas.microsoft.com/office/word/2010/wordprocessingGroup" xmlns:wpi="http://schemas.microsoft.com/office/word/2010/wordprocessingInk" xmlns:wps="http://schemas.microsoft.com/office/word/2010/wordprocessingShape" mc:Ignorable="w14 wp14">
+  <w:p>
+    <w:pPr>
+      <w:pStyle w:val="Footer"/>
+      <w:jc w:val="right"/>
+    </w:pPr>
+    <w:fldSimple w:instr="PAGE"/>
+  </w:p>
+</w:ftr>
 </file>
 
 <file path=word/numbering.xml><?xml version="1.0" encoding="utf-8"?>
@@ -735,7 +558,7 @@
   <w:docDefaults>
     <w:rPrDefault>
       <w:rPr>
-        <w:rFonts w:asciiTheme="minorHAnsi" w:eastAsiaTheme="minorEastAsia" w:hAnsiTheme="minorHAnsi" w:cstheme="minorBidi"/>
+        <w:rFonts/>
         <w:sz w:val="22"/>
         <w:szCs w:val="22"/>
         <w:lang w:val="en-US" w:eastAsia="en-US" w:bidi="ar-SA"/>
@@ -890,6 +713,15 @@
     <w:name w:val="Normal"/>
     <w:qFormat/>
     <w:rsid w:val="00FC693F"/>
+    <w:pPr>
+      <w:spacing w:after="120" w:line="259" w:lineRule="auto"/>
+    </w:pPr>
+    <w:rPr>
+      <w:rFonts w:ascii="Times New Roman" w:hAnsi="Times New Roman"/>
+      <w:color w:val="000000"/>
+      <w:sz w:val="24"/>
+      <w:lang w:val="ky-KG"/>
+    </w:rPr>
   </w:style>
   <w:style w:type="paragraph" w:styleId="Header">
     <w:name w:val="header"/>
@@ -946,16 +778,17 @@
     <w:pPr>
       <w:keepNext/>
       <w:keepLines/>
-      <w:spacing w:before="480" w:after="0"/>
+      <w:spacing w:before="480" w:after="120" w:line="259" w:lineRule="auto"/>
       <w:outlineLvl w:val="0"/>
     </w:pPr>
     <w:rPr>
-      <w:rFonts w:asciiTheme="majorHAnsi" w:eastAsiaTheme="majorEastAsia" w:hAnsiTheme="majorHAnsi" w:cstheme="majorBidi"/>
+      <w:rFonts w:ascii="Times New Roman" w:hAnsi="Times New Roman"/>
       <w:b/>
       <w:bCs/>
-      <w:color w:val="365F91" w:themeColor="accent1" w:themeShade="BF"/>
-      <w:sz w:val="28"/>
+      <w:color w:val="000000"/>
+      <w:sz w:val="26"/>
       <w:szCs w:val="28"/>
+      <w:lang w:val="ky-KG"/>
     </w:rPr>
   </w:style>
   <w:style w:type="paragraph" w:styleId="Heading2">
@@ -970,16 +803,17 @@
     <w:pPr>
       <w:keepNext/>
       <w:keepLines/>
-      <w:spacing w:before="200" w:after="0"/>
+      <w:spacing w:before="200" w:after="120" w:line="259" w:lineRule="auto"/>
       <w:outlineLvl w:val="1"/>
     </w:pPr>
     <w:rPr>
-      <w:rFonts w:asciiTheme="majorHAnsi" w:eastAsiaTheme="majorEastAsia" w:hAnsiTheme="majorHAnsi" w:cstheme="majorBidi"/>
+      <w:rFonts w:ascii="Times New Roman" w:hAnsi="Times New Roman"/>
       <w:b/>
       <w:bCs/>
-      <w:color w:val="4F81BD" w:themeColor="accent1"/>
+      <w:color w:val="000000"/>
       <w:sz w:val="26"/>
       <w:szCs w:val="26"/>
+      <w:lang w:val="ky-KG"/>
     </w:rPr>
   </w:style>
   <w:style w:type="paragraph" w:styleId="Heading3">
@@ -998,7 +832,7 @@
       <w:outlineLvl w:val="2"/>
     </w:pPr>
     <w:rPr>
-      <w:rFonts w:asciiTheme="majorHAnsi" w:eastAsiaTheme="majorEastAsia" w:hAnsiTheme="majorHAnsi" w:cstheme="majorBidi"/>
+      <w:rFonts/>
       <w:b/>
       <w:bCs/>
       <w:color w:val="4F81BD" w:themeColor="accent1"/>
@@ -1021,7 +855,7 @@
       <w:outlineLvl w:val="3"/>
     </w:pPr>
     <w:rPr>
-      <w:rFonts w:asciiTheme="majorHAnsi" w:eastAsiaTheme="majorEastAsia" w:hAnsiTheme="majorHAnsi" w:cstheme="majorBidi"/>
+      <w:rFonts/>
       <w:b/>
       <w:bCs/>
       <w:i/>
@@ -1046,7 +880,7 @@
       <w:outlineLvl w:val="4"/>
     </w:pPr>
     <w:rPr>
-      <w:rFonts w:asciiTheme="majorHAnsi" w:eastAsiaTheme="majorEastAsia" w:hAnsiTheme="majorHAnsi" w:cstheme="majorBidi"/>
+      <w:rFonts/>
       <w:color w:val="243F60" w:themeColor="accent1" w:themeShade="7F"/>
     </w:rPr>
   </w:style>
@@ -1067,7 +901,7 @@
       <w:outlineLvl w:val="5"/>
     </w:pPr>
     <w:rPr>
-      <w:rFonts w:asciiTheme="majorHAnsi" w:eastAsiaTheme="majorEastAsia" w:hAnsiTheme="majorHAnsi" w:cstheme="majorBidi"/>
+      <w:rFonts/>
       <w:i/>
       <w:iCs/>
       <w:color w:val="243F60" w:themeColor="accent1" w:themeShade="7F"/>
@@ -1090,7 +924,7 @@
       <w:outlineLvl w:val="6"/>
     </w:pPr>
     <w:rPr>
-      <w:rFonts w:asciiTheme="majorHAnsi" w:eastAsiaTheme="majorEastAsia" w:hAnsiTheme="majorHAnsi" w:cstheme="majorBidi"/>
+      <w:rFonts/>
       <w:i/>
       <w:iCs/>
       <w:color w:val="404040" w:themeColor="text1" w:themeTint="BF"/>
@@ -1113,7 +947,7 @@
       <w:outlineLvl w:val="7"/>
     </w:pPr>
     <w:rPr>
-      <w:rFonts w:asciiTheme="majorHAnsi" w:eastAsiaTheme="majorEastAsia" w:hAnsiTheme="majorHAnsi" w:cstheme="majorBidi"/>
+      <w:rFonts/>
       <w:color w:val="4F81BD" w:themeColor="accent1"/>
       <w:sz w:val="20"/>
       <w:szCs w:val="20"/>
@@ -1136,7 +970,7 @@
       <w:outlineLvl w:val="8"/>
     </w:pPr>
     <w:rPr>
-      <w:rFonts w:asciiTheme="majorHAnsi" w:eastAsiaTheme="majorEastAsia" w:hAnsiTheme="majorHAnsi" w:cstheme="majorBidi"/>
+      <w:rFonts/>
       <w:i/>
       <w:iCs/>
       <w:color w:val="404040" w:themeColor="text1" w:themeTint="BF"/>
@@ -1187,7 +1021,7 @@
     <w:uiPriority w:val="9"/>
     <w:rsid w:val="00FC693F"/>
     <w:rPr>
-      <w:rFonts w:asciiTheme="majorHAnsi" w:eastAsiaTheme="majorEastAsia" w:hAnsiTheme="majorHAnsi" w:cstheme="majorBidi"/>
+      <w:rFonts/>
       <w:b/>
       <w:bCs/>
       <w:color w:val="365F91" w:themeColor="accent1" w:themeShade="BF"/>
@@ -1202,7 +1036,7 @@
     <w:uiPriority w:val="9"/>
     <w:rsid w:val="00FC693F"/>
     <w:rPr>
-      <w:rFonts w:asciiTheme="majorHAnsi" w:eastAsiaTheme="majorEastAsia" w:hAnsiTheme="majorHAnsi" w:cstheme="majorBidi"/>
+      <w:rFonts/>
       <w:b/>
       <w:bCs/>
       <w:color w:val="4F81BD" w:themeColor="accent1"/>
@@ -1217,7 +1051,7 @@
     <w:uiPriority w:val="9"/>
     <w:rsid w:val="00FC693F"/>
     <w:rPr>
-      <w:rFonts w:asciiTheme="majorHAnsi" w:eastAsiaTheme="majorEastAsia" w:hAnsiTheme="majorHAnsi" w:cstheme="majorBidi"/>
+      <w:rFonts/>
       <w:b/>
       <w:bCs/>
       <w:color w:val="4F81BD" w:themeColor="accent1"/>
@@ -1232,19 +1066,17 @@
     <w:qFormat/>
     <w:rsid w:val="00FC693F"/>
     <w:pPr>
-      <w:pBdr>
-        <w:bottom w:val="single" w:sz="8" w:space="4" w:color="4F81BD" w:themeColor="accent1"/>
-      </w:pBdr>
-      <w:spacing w:after="300" w:line="240" w:lineRule="auto"/>
+      <w:spacing w:after="120" w:line="259" w:lineRule="auto"/>
       <w:contextualSpacing/>
     </w:pPr>
     <w:rPr>
-      <w:rFonts w:asciiTheme="majorHAnsi" w:eastAsiaTheme="majorEastAsia" w:hAnsiTheme="majorHAnsi" w:cstheme="majorBidi"/>
-      <w:color w:val="17365D" w:themeColor="text2" w:themeShade="BF"/>
+      <w:rFonts w:ascii="Times New Roman" w:hAnsi="Times New Roman"/>
+      <w:color w:val="000000"/>
       <w:spacing w:val="5"/>
       <w:kern w:val="28"/>
-      <w:sz w:val="52"/>
+      <w:sz w:val="40"/>
       <w:szCs w:val="52"/>
+      <w:lang w:val="ky-KG"/>
     </w:rPr>
   </w:style>
   <w:style w:type="character" w:customStyle="1" w:styleId="TitleChar">
@@ -1254,7 +1086,7 @@
     <w:uiPriority w:val="10"/>
     <w:rsid w:val="00FC693F"/>
     <w:rPr>
-      <w:rFonts w:asciiTheme="majorHAnsi" w:eastAsiaTheme="majorEastAsia" w:hAnsiTheme="majorHAnsi" w:cstheme="majorBidi"/>
+      <w:rFonts/>
       <w:color w:val="17365D" w:themeColor="text2" w:themeShade="BF"/>
       <w:spacing w:val="5"/>
       <w:kern w:val="28"/>
@@ -1276,7 +1108,7 @@
       </w:numPr>
     </w:pPr>
     <w:rPr>
-      <w:rFonts w:asciiTheme="majorHAnsi" w:eastAsiaTheme="majorEastAsia" w:hAnsiTheme="majorHAnsi" w:cstheme="majorBidi"/>
+      <w:rFonts/>
       <w:i/>
       <w:iCs/>
       <w:color w:val="4F81BD" w:themeColor="accent1"/>
@@ -1292,7 +1124,7 @@
     <w:uiPriority w:val="11"/>
     <w:rsid w:val="00FC693F"/>
     <w:rPr>
-      <w:rFonts w:asciiTheme="majorHAnsi" w:eastAsiaTheme="majorEastAsia" w:hAnsiTheme="majorHAnsi" w:cstheme="majorBidi"/>
+      <w:rFonts/>
       <w:i/>
       <w:iCs/>
       <w:color w:val="4F81BD" w:themeColor="accent1"/>
@@ -1417,8 +1249,15 @@
       <w:numPr>
         <w:numId w:val="1"/>
       </w:numPr>
+      <w:spacing w:after="120" w:line="259" w:lineRule="auto"/>
       <w:contextualSpacing/>
     </w:pPr>
+    <w:rPr>
+      <w:rFonts w:ascii="Times New Roman" w:hAnsi="Times New Roman"/>
+      <w:color w:val="000000"/>
+      <w:sz w:val="24"/>
+      <w:lang w:val="ky-KG"/>
+    </w:rPr>
   </w:style>
   <w:style w:type="paragraph" w:styleId="ListBullet2">
     <w:name w:val="List Bullet 2"/>
@@ -1590,7 +1429,7 @@
     <w:semiHidden/>
     <w:rsid w:val="00FC693F"/>
     <w:rPr>
-      <w:rFonts w:asciiTheme="majorHAnsi" w:eastAsiaTheme="majorEastAsia" w:hAnsiTheme="majorHAnsi" w:cstheme="majorBidi"/>
+      <w:rFonts/>
       <w:b/>
       <w:bCs/>
       <w:i/>
@@ -1606,7 +1445,7 @@
     <w:semiHidden/>
     <w:rsid w:val="00FC693F"/>
     <w:rPr>
-      <w:rFonts w:asciiTheme="majorHAnsi" w:eastAsiaTheme="majorEastAsia" w:hAnsiTheme="majorHAnsi" w:cstheme="majorBidi"/>
+      <w:rFonts/>
       <w:color w:val="243F60" w:themeColor="accent1" w:themeShade="7F"/>
     </w:rPr>
   </w:style>
@@ -1618,7 +1457,7 @@
     <w:semiHidden/>
     <w:rsid w:val="00FC693F"/>
     <w:rPr>
-      <w:rFonts w:asciiTheme="majorHAnsi" w:eastAsiaTheme="majorEastAsia" w:hAnsiTheme="majorHAnsi" w:cstheme="majorBidi"/>
+      <w:rFonts/>
       <w:i/>
       <w:iCs/>
       <w:color w:val="243F60" w:themeColor="accent1" w:themeShade="7F"/>
@@ -1632,7 +1471,7 @@
     <w:semiHidden/>
     <w:rsid w:val="00FC693F"/>
     <w:rPr>
-      <w:rFonts w:asciiTheme="majorHAnsi" w:eastAsiaTheme="majorEastAsia" w:hAnsiTheme="majorHAnsi" w:cstheme="majorBidi"/>
+      <w:rFonts/>
       <w:i/>
       <w:iCs/>
       <w:color w:val="404040" w:themeColor="text1" w:themeTint="BF"/>
@@ -1646,7 +1485,7 @@
     <w:semiHidden/>
     <w:rsid w:val="00FC693F"/>
     <w:rPr>
-      <w:rFonts w:asciiTheme="majorHAnsi" w:eastAsiaTheme="majorEastAsia" w:hAnsiTheme="majorHAnsi" w:cstheme="majorBidi"/>
+      <w:rFonts/>
       <w:color w:val="4F81BD" w:themeColor="accent1"/>
       <w:sz w:val="20"/>
       <w:szCs w:val="20"/>
@@ -1660,7 +1499,7 @@
     <w:semiHidden/>
     <w:rsid w:val="00FC693F"/>
     <w:rPr>
-      <w:rFonts w:asciiTheme="majorHAnsi" w:eastAsiaTheme="majorEastAsia" w:hAnsiTheme="majorHAnsi" w:cstheme="majorBidi"/>
+      <w:rFonts/>
       <w:i/>
       <w:iCs/>
       <w:color w:val="404040" w:themeColor="text1" w:themeTint="BF"/>
@@ -1719,9 +1558,6 @@
     <w:qFormat/>
     <w:rsid w:val="00FC693F"/>
     <w:pPr>
-      <w:pBdr>
-        <w:bottom w:val="single" w:sz="4" w:space="4" w:color="4F81BD" w:themeColor="accent1"/>
-      </w:pBdr>
       <w:spacing w:before="200" w:after="280"/>
       <w:ind w:left="936" w:right="936"/>
     </w:pPr>
@@ -3249,7 +3085,7 @@
         <w:spacing w:before="0" w:after="0" w:line="240" w:lineRule="auto"/>
       </w:pPr>
       <w:rPr>
-        <w:rFonts w:asciiTheme="majorHAnsi" w:eastAsiaTheme="majorEastAsia" w:hAnsiTheme="majorHAnsi" w:cstheme="majorBidi"/>
+        <w:rFonts/>
         <w:b/>
         <w:bCs/>
       </w:rPr>
@@ -3270,7 +3106,7 @@
         <w:spacing w:before="0" w:after="0" w:line="240" w:lineRule="auto"/>
       </w:pPr>
       <w:rPr>
-        <w:rFonts w:asciiTheme="majorHAnsi" w:eastAsiaTheme="majorEastAsia" w:hAnsiTheme="majorHAnsi" w:cstheme="majorBidi"/>
+        <w:rFonts/>
         <w:b/>
         <w:bCs/>
       </w:rPr>
@@ -3288,14 +3124,14 @@
     </w:tblStylePr>
     <w:tblStylePr w:type="firstCol">
       <w:rPr>
-        <w:rFonts w:asciiTheme="majorHAnsi" w:eastAsiaTheme="majorEastAsia" w:hAnsiTheme="majorHAnsi" w:cstheme="majorBidi"/>
+        <w:rFonts/>
         <w:b/>
         <w:bCs/>
       </w:rPr>
     </w:tblStylePr>
     <w:tblStylePr w:type="lastCol">
       <w:rPr>
-        <w:rFonts w:asciiTheme="majorHAnsi" w:eastAsiaTheme="majorEastAsia" w:hAnsiTheme="majorHAnsi" w:cstheme="majorBidi"/>
+        <w:rFonts/>
         <w:b/>
         <w:bCs/>
       </w:rPr>
@@ -3379,7 +3215,7 @@
         <w:spacing w:before="0" w:after="0" w:line="240" w:lineRule="auto"/>
       </w:pPr>
       <w:rPr>
-        <w:rFonts w:asciiTheme="majorHAnsi" w:eastAsiaTheme="majorEastAsia" w:hAnsiTheme="majorHAnsi" w:cstheme="majorBidi"/>
+        <w:rFonts/>
         <w:b/>
         <w:bCs/>
       </w:rPr>
@@ -3400,7 +3236,7 @@
         <w:spacing w:before="0" w:after="0" w:line="240" w:lineRule="auto"/>
       </w:pPr>
       <w:rPr>
-        <w:rFonts w:asciiTheme="majorHAnsi" w:eastAsiaTheme="majorEastAsia" w:hAnsiTheme="majorHAnsi" w:cstheme="majorBidi"/>
+        <w:rFonts/>
         <w:b/>
         <w:bCs/>
       </w:rPr>
@@ -3418,14 +3254,14 @@
     </w:tblStylePr>
     <w:tblStylePr w:type="firstCol">
       <w:rPr>
-        <w:rFonts w:asciiTheme="majorHAnsi" w:eastAsiaTheme="majorEastAsia" w:hAnsiTheme="majorHAnsi" w:cstheme="majorBidi"/>
+        <w:rFonts/>
         <w:b/>
         <w:bCs/>
       </w:rPr>
     </w:tblStylePr>
     <w:tblStylePr w:type="lastCol">
       <w:rPr>
-        <w:rFonts w:asciiTheme="majorHAnsi" w:eastAsiaTheme="majorEastAsia" w:hAnsiTheme="majorHAnsi" w:cstheme="majorBidi"/>
+        <w:rFonts/>
         <w:b/>
         <w:bCs/>
       </w:rPr>
@@ -3509,7 +3345,7 @@
         <w:spacing w:before="0" w:after="0" w:line="240" w:lineRule="auto"/>
       </w:pPr>
       <w:rPr>
-        <w:rFonts w:asciiTheme="majorHAnsi" w:eastAsiaTheme="majorEastAsia" w:hAnsiTheme="majorHAnsi" w:cstheme="majorBidi"/>
+        <w:rFonts/>
         <w:b/>
         <w:bCs/>
       </w:rPr>
@@ -3530,7 +3366,7 @@
         <w:spacing w:before="0" w:after="0" w:line="240" w:lineRule="auto"/>
       </w:pPr>
       <w:rPr>
-        <w:rFonts w:asciiTheme="majorHAnsi" w:eastAsiaTheme="majorEastAsia" w:hAnsiTheme="majorHAnsi" w:cstheme="majorBidi"/>
+        <w:rFonts/>
         <w:b/>
         <w:bCs/>
       </w:rPr>
@@ -3548,14 +3384,14 @@
     </w:tblStylePr>
     <w:tblStylePr w:type="firstCol">
       <w:rPr>
-        <w:rFonts w:asciiTheme="majorHAnsi" w:eastAsiaTheme="majorEastAsia" w:hAnsiTheme="majorHAnsi" w:cstheme="majorBidi"/>
+        <w:rFonts/>
         <w:b/>
         <w:bCs/>
       </w:rPr>
     </w:tblStylePr>
     <w:tblStylePr w:type="lastCol">
       <w:rPr>
-        <w:rFonts w:asciiTheme="majorHAnsi" w:eastAsiaTheme="majorEastAsia" w:hAnsiTheme="majorHAnsi" w:cstheme="majorBidi"/>
+        <w:rFonts/>
         <w:b/>
         <w:bCs/>
       </w:rPr>
@@ -3639,7 +3475,7 @@
         <w:spacing w:before="0" w:after="0" w:line="240" w:lineRule="auto"/>
       </w:pPr>
       <w:rPr>
-        <w:rFonts w:asciiTheme="majorHAnsi" w:eastAsiaTheme="majorEastAsia" w:hAnsiTheme="majorHAnsi" w:cstheme="majorBidi"/>
+        <w:rFonts/>
         <w:b/>
         <w:bCs/>
       </w:rPr>
@@ -3660,7 +3496,7 @@
         <w:spacing w:before="0" w:after="0" w:line="240" w:lineRule="auto"/>
       </w:pPr>
       <w:rPr>
-        <w:rFonts w:asciiTheme="majorHAnsi" w:eastAsiaTheme="majorEastAsia" w:hAnsiTheme="majorHAnsi" w:cstheme="majorBidi"/>
+        <w:rFonts/>
         <w:b/>
         <w:bCs/>
       </w:rPr>
@@ -3678,14 +3514,14 @@
     </w:tblStylePr>
     <w:tblStylePr w:type="firstCol">
       <w:rPr>
-        <w:rFonts w:asciiTheme="majorHAnsi" w:eastAsiaTheme="majorEastAsia" w:hAnsiTheme="majorHAnsi" w:cstheme="majorBidi"/>
+        <w:rFonts/>
         <w:b/>
         <w:bCs/>
       </w:rPr>
     </w:tblStylePr>
     <w:tblStylePr w:type="lastCol">
       <w:rPr>
-        <w:rFonts w:asciiTheme="majorHAnsi" w:eastAsiaTheme="majorEastAsia" w:hAnsiTheme="majorHAnsi" w:cstheme="majorBidi"/>
+        <w:rFonts/>
         <w:b/>
         <w:bCs/>
       </w:rPr>
@@ -3769,7 +3605,7 @@
         <w:spacing w:before="0" w:after="0" w:line="240" w:lineRule="auto"/>
       </w:pPr>
       <w:rPr>
-        <w:rFonts w:asciiTheme="majorHAnsi" w:eastAsiaTheme="majorEastAsia" w:hAnsiTheme="majorHAnsi" w:cstheme="majorBidi"/>
+        <w:rFonts/>
         <w:b/>
         <w:bCs/>
       </w:rPr>
@@ -3790,7 +3626,7 @@
         <w:spacing w:before="0" w:after="0" w:line="240" w:lineRule="auto"/>
       </w:pPr>
       <w:rPr>
-        <w:rFonts w:asciiTheme="majorHAnsi" w:eastAsiaTheme="majorEastAsia" w:hAnsiTheme="majorHAnsi" w:cstheme="majorBidi"/>
+        <w:rFonts/>
         <w:b/>
         <w:bCs/>
       </w:rPr>
@@ -3808,14 +3644,14 @@
     </w:tblStylePr>
     <w:tblStylePr w:type="firstCol">
       <w:rPr>
-        <w:rFonts w:asciiTheme="majorHAnsi" w:eastAsiaTheme="majorEastAsia" w:hAnsiTheme="majorHAnsi" w:cstheme="majorBidi"/>
+        <w:rFonts/>
         <w:b/>
         <w:bCs/>
       </w:rPr>
     </w:tblStylePr>
     <w:tblStylePr w:type="lastCol">
       <w:rPr>
-        <w:rFonts w:asciiTheme="majorHAnsi" w:eastAsiaTheme="majorEastAsia" w:hAnsiTheme="majorHAnsi" w:cstheme="majorBidi"/>
+        <w:rFonts/>
         <w:b/>
         <w:bCs/>
       </w:rPr>
@@ -3899,7 +3735,7 @@
         <w:spacing w:before="0" w:after="0" w:line="240" w:lineRule="auto"/>
       </w:pPr>
       <w:rPr>
-        <w:rFonts w:asciiTheme="majorHAnsi" w:eastAsiaTheme="majorEastAsia" w:hAnsiTheme="majorHAnsi" w:cstheme="majorBidi"/>
+        <w:rFonts/>
         <w:b/>
         <w:bCs/>
       </w:rPr>
@@ -3920,7 +3756,7 @@
         <w:spacing w:before="0" w:after="0" w:line="240" w:lineRule="auto"/>
       </w:pPr>
       <w:rPr>
-        <w:rFonts w:asciiTheme="majorHAnsi" w:eastAsiaTheme="majorEastAsia" w:hAnsiTheme="majorHAnsi" w:cstheme="majorBidi"/>
+        <w:rFonts/>
         <w:b/>
         <w:bCs/>
       </w:rPr>
@@ -3938,14 +3774,14 @@
     </w:tblStylePr>
     <w:tblStylePr w:type="firstCol">
       <w:rPr>
-        <w:rFonts w:asciiTheme="majorHAnsi" w:eastAsiaTheme="majorEastAsia" w:hAnsiTheme="majorHAnsi" w:cstheme="majorBidi"/>
+        <w:rFonts/>
         <w:b/>
         <w:bCs/>
       </w:rPr>
     </w:tblStylePr>
     <w:tblStylePr w:type="lastCol">
       <w:rPr>
-        <w:rFonts w:asciiTheme="majorHAnsi" w:eastAsiaTheme="majorEastAsia" w:hAnsiTheme="majorHAnsi" w:cstheme="majorBidi"/>
+        <w:rFonts/>
         <w:b/>
         <w:bCs/>
       </w:rPr>
@@ -4029,7 +3865,7 @@
         <w:spacing w:before="0" w:after="0" w:line="240" w:lineRule="auto"/>
       </w:pPr>
       <w:rPr>
-        <w:rFonts w:asciiTheme="majorHAnsi" w:eastAsiaTheme="majorEastAsia" w:hAnsiTheme="majorHAnsi" w:cstheme="majorBidi"/>
+        <w:rFonts/>
         <w:b/>
         <w:bCs/>
       </w:rPr>
@@ -4050,7 +3886,7 @@
         <w:spacing w:before="0" w:after="0" w:line="240" w:lineRule="auto"/>
       </w:pPr>
       <w:rPr>
-        <w:rFonts w:asciiTheme="majorHAnsi" w:eastAsiaTheme="majorEastAsia" w:hAnsiTheme="majorHAnsi" w:cstheme="majorBidi"/>
+        <w:rFonts/>
         <w:b/>
         <w:bCs/>
       </w:rPr>
@@ -4068,14 +3904,14 @@
     </w:tblStylePr>
     <w:tblStylePr w:type="firstCol">
       <w:rPr>
-        <w:rFonts w:asciiTheme="majorHAnsi" w:eastAsiaTheme="majorEastAsia" w:hAnsiTheme="majorHAnsi" w:cstheme="majorBidi"/>
+        <w:rFonts/>
         <w:b/>
         <w:bCs/>
       </w:rPr>
     </w:tblStylePr>
     <w:tblStylePr w:type="lastCol">
       <w:rPr>
-        <w:rFonts w:asciiTheme="majorHAnsi" w:eastAsiaTheme="majorEastAsia" w:hAnsiTheme="majorHAnsi" w:cstheme="majorBidi"/>
+        <w:rFonts/>
         <w:b/>
         <w:bCs/>
       </w:rPr>
@@ -5940,7 +5776,7 @@
     </w:tblPr>
     <w:tblStylePr w:type="firstRow">
       <w:rPr>
-        <w:rFonts w:asciiTheme="majorHAnsi" w:eastAsiaTheme="majorEastAsia" w:hAnsiTheme="majorHAnsi" w:cstheme="majorBidi"/>
+        <w:rFonts/>
       </w:rPr>
       <w:tblPr/>
       <w:tcPr>
@@ -6024,7 +5860,7 @@
     </w:tblPr>
     <w:tblStylePr w:type="firstRow">
       <w:rPr>
-        <w:rFonts w:asciiTheme="majorHAnsi" w:eastAsiaTheme="majorEastAsia" w:hAnsiTheme="majorHAnsi" w:cstheme="majorBidi"/>
+        <w:rFonts/>
       </w:rPr>
       <w:tblPr/>
       <w:tcPr>
@@ -6108,7 +5944,7 @@
     </w:tblPr>
     <w:tblStylePr w:type="firstRow">
       <w:rPr>
-        <w:rFonts w:asciiTheme="majorHAnsi" w:eastAsiaTheme="majorEastAsia" w:hAnsiTheme="majorHAnsi" w:cstheme="majorBidi"/>
+        <w:rFonts/>
       </w:rPr>
       <w:tblPr/>
       <w:tcPr>
@@ -6192,7 +6028,7 @@
     </w:tblPr>
     <w:tblStylePr w:type="firstRow">
       <w:rPr>
-        <w:rFonts w:asciiTheme="majorHAnsi" w:eastAsiaTheme="majorEastAsia" w:hAnsiTheme="majorHAnsi" w:cstheme="majorBidi"/>
+        <w:rFonts/>
       </w:rPr>
       <w:tblPr/>
       <w:tcPr>
@@ -6276,7 +6112,7 @@
     </w:tblPr>
     <w:tblStylePr w:type="firstRow">
       <w:rPr>
-        <w:rFonts w:asciiTheme="majorHAnsi" w:eastAsiaTheme="majorEastAsia" w:hAnsiTheme="majorHAnsi" w:cstheme="majorBidi"/>
+        <w:rFonts/>
       </w:rPr>
       <w:tblPr/>
       <w:tcPr>
@@ -6360,7 +6196,7 @@
     </w:tblPr>
     <w:tblStylePr w:type="firstRow">
       <w:rPr>
-        <w:rFonts w:asciiTheme="majorHAnsi" w:eastAsiaTheme="majorEastAsia" w:hAnsiTheme="majorHAnsi" w:cstheme="majorBidi"/>
+        <w:rFonts/>
       </w:rPr>
       <w:tblPr/>
       <w:tcPr>
@@ -6444,7 +6280,7 @@
     </w:tblPr>
     <w:tblStylePr w:type="firstRow">
       <w:rPr>
-        <w:rFonts w:asciiTheme="majorHAnsi" w:eastAsiaTheme="majorEastAsia" w:hAnsiTheme="majorHAnsi" w:cstheme="majorBidi"/>
+        <w:rFonts/>
       </w:rPr>
       <w:tblPr/>
       <w:tcPr>
@@ -6509,7 +6345,7 @@
       <w:spacing w:after="0" w:line="240" w:lineRule="auto"/>
     </w:pPr>
     <w:rPr>
-      <w:rFonts w:asciiTheme="majorHAnsi" w:eastAsiaTheme="majorEastAsia" w:hAnsiTheme="majorHAnsi" w:cstheme="majorBidi"/>
+      <w:rFonts/>
       <w:color w:val="000000" w:themeColor="text1"/>
     </w:rPr>
     <w:tblPr>
@@ -6637,7 +6473,7 @@
       <w:spacing w:after="0" w:line="240" w:lineRule="auto"/>
     </w:pPr>
     <w:rPr>
-      <w:rFonts w:asciiTheme="majorHAnsi" w:eastAsiaTheme="majorEastAsia" w:hAnsiTheme="majorHAnsi" w:cstheme="majorBidi"/>
+      <w:rFonts/>
       <w:color w:val="000000" w:themeColor="text1"/>
     </w:rPr>
     <w:tblPr>
@@ -6765,7 +6601,7 @@
       <w:spacing w:after="0" w:line="240" w:lineRule="auto"/>
     </w:pPr>
     <w:rPr>
-      <w:rFonts w:asciiTheme="majorHAnsi" w:eastAsiaTheme="majorEastAsia" w:hAnsiTheme="majorHAnsi" w:cstheme="majorBidi"/>
+      <w:rFonts/>
       <w:color w:val="000000" w:themeColor="text1"/>
     </w:rPr>
     <w:tblPr>
@@ -6893,7 +6729,7 @@
       <w:spacing w:after="0" w:line="240" w:lineRule="auto"/>
     </w:pPr>
     <w:rPr>
-      <w:rFonts w:asciiTheme="majorHAnsi" w:eastAsiaTheme="majorEastAsia" w:hAnsiTheme="majorHAnsi" w:cstheme="majorBidi"/>
+      <w:rFonts/>
       <w:color w:val="000000" w:themeColor="text1"/>
     </w:rPr>
     <w:tblPr>
@@ -7021,7 +6857,7 @@
       <w:spacing w:after="0" w:line="240" w:lineRule="auto"/>
     </w:pPr>
     <w:rPr>
-      <w:rFonts w:asciiTheme="majorHAnsi" w:eastAsiaTheme="majorEastAsia" w:hAnsiTheme="majorHAnsi" w:cstheme="majorBidi"/>
+      <w:rFonts/>
       <w:color w:val="000000" w:themeColor="text1"/>
     </w:rPr>
     <w:tblPr>
@@ -7149,7 +6985,7 @@
       <w:spacing w:after="0" w:line="240" w:lineRule="auto"/>
     </w:pPr>
     <w:rPr>
-      <w:rFonts w:asciiTheme="majorHAnsi" w:eastAsiaTheme="majorEastAsia" w:hAnsiTheme="majorHAnsi" w:cstheme="majorBidi"/>
+      <w:rFonts/>
       <w:color w:val="000000" w:themeColor="text1"/>
     </w:rPr>
     <w:tblPr>
@@ -7277,7 +7113,7 @@
       <w:spacing w:after="0" w:line="240" w:lineRule="auto"/>
     </w:pPr>
     <w:rPr>
-      <w:rFonts w:asciiTheme="majorHAnsi" w:eastAsiaTheme="majorEastAsia" w:hAnsiTheme="majorHAnsi" w:cstheme="majorBidi"/>
+      <w:rFonts/>
       <w:color w:val="000000" w:themeColor="text1"/>
     </w:rPr>
     <w:tblPr>
@@ -7916,7 +7752,7 @@
       <w:spacing w:after="0" w:line="240" w:lineRule="auto"/>
     </w:pPr>
     <w:rPr>
-      <w:rFonts w:asciiTheme="majorHAnsi" w:eastAsiaTheme="majorEastAsia" w:hAnsiTheme="majorHAnsi" w:cstheme="majorBidi"/>
+      <w:rFonts/>
       <w:color w:val="000000" w:themeColor="text1"/>
     </w:rPr>
     <w:tblPr>
@@ -8041,7 +7877,7 @@
       <w:spacing w:after="0" w:line="240" w:lineRule="auto"/>
     </w:pPr>
     <w:rPr>
-      <w:rFonts w:asciiTheme="majorHAnsi" w:eastAsiaTheme="majorEastAsia" w:hAnsiTheme="majorHAnsi" w:cstheme="majorBidi"/>
+      <w:rFonts/>
       <w:color w:val="000000" w:themeColor="text1"/>
     </w:rPr>
     <w:tblPr>
@@ -8166,7 +8002,7 @@
       <w:spacing w:after="0" w:line="240" w:lineRule="auto"/>
     </w:pPr>
     <w:rPr>
-      <w:rFonts w:asciiTheme="majorHAnsi" w:eastAsiaTheme="majorEastAsia" w:hAnsiTheme="majorHAnsi" w:cstheme="majorBidi"/>
+      <w:rFonts/>
       <w:color w:val="000000" w:themeColor="text1"/>
     </w:rPr>
     <w:tblPr>
@@ -8291,7 +8127,7 @@
       <w:spacing w:after="0" w:line="240" w:lineRule="auto"/>
     </w:pPr>
     <w:rPr>
-      <w:rFonts w:asciiTheme="majorHAnsi" w:eastAsiaTheme="majorEastAsia" w:hAnsiTheme="majorHAnsi" w:cstheme="majorBidi"/>
+      <w:rFonts/>
       <w:color w:val="000000" w:themeColor="text1"/>
     </w:rPr>
     <w:tblPr>
@@ -8416,7 +8252,7 @@
       <w:spacing w:after="0" w:line="240" w:lineRule="auto"/>
     </w:pPr>
     <w:rPr>
-      <w:rFonts w:asciiTheme="majorHAnsi" w:eastAsiaTheme="majorEastAsia" w:hAnsiTheme="majorHAnsi" w:cstheme="majorBidi"/>
+      <w:rFonts/>
       <w:color w:val="000000" w:themeColor="text1"/>
     </w:rPr>
     <w:tblPr>
@@ -8541,7 +8377,7 @@
       <w:spacing w:after="0" w:line="240" w:lineRule="auto"/>
     </w:pPr>
     <w:rPr>
-      <w:rFonts w:asciiTheme="majorHAnsi" w:eastAsiaTheme="majorEastAsia" w:hAnsiTheme="majorHAnsi" w:cstheme="majorBidi"/>
+      <w:rFonts/>
       <w:color w:val="000000" w:themeColor="text1"/>
     </w:rPr>
     <w:tblPr>
@@ -8666,7 +8502,7 @@
       <w:spacing w:after="0" w:line="240" w:lineRule="auto"/>
     </w:pPr>
     <w:rPr>
-      <w:rFonts w:asciiTheme="majorHAnsi" w:eastAsiaTheme="majorEastAsia" w:hAnsiTheme="majorHAnsi" w:cstheme="majorBidi"/>
+      <w:rFonts/>
       <w:color w:val="000000" w:themeColor="text1"/>
     </w:rPr>
     <w:tblPr>
